--- a/docassemble/MATCGuardiansCarePlanReportMpc821/data/templates/guardians_care_plan_report_mpc_821_next_steps.docx
+++ b/docassemble/MATCGuardiansCarePlanReportMpc821/data/templates/guardians_care_plan_report_mpc_821_next_steps.docx
@@ -434,7 +434,7 @@
     </w:pPr>
     <w:rPr>
       <w:rFonts w:asciiTheme="majorHAnsi" w:eastAsiaTheme="majorEastAsia" w:hAnsiTheme="majorHAnsi" w:cstheme="majorBidi"/>
-      <w:color w:val="0F4761" w:themeColor="accent1" w:themeShade="BF"/>
+      <w:color w:val="17406D"/>
       <w:sz w:val="40"/>
       <w:szCs w:val="40"/>
     </w:rPr>
@@ -457,7 +457,7 @@
     </w:pPr>
     <w:rPr>
       <w:rFonts w:asciiTheme="majorHAnsi" w:eastAsiaTheme="majorEastAsia" w:hAnsiTheme="majorHAnsi" w:cstheme="majorBidi"/>
-      <w:color w:val="0F4761" w:themeColor="accent1" w:themeShade="BF"/>
+      <w:color w:val="17406D"/>
       <w:sz w:val="32"/>
       <w:szCs w:val="32"/>
     </w:rPr>
@@ -480,7 +480,7 @@
     </w:pPr>
     <w:rPr>
       <w:rFonts w:eastAsiaTheme="majorEastAsia" w:cstheme="majorBidi"/>
-      <w:color w:val="0F4761" w:themeColor="accent1" w:themeShade="BF"/>
+      <w:color w:val="17406D"/>
       <w:sz w:val="28"/>
       <w:szCs w:val="28"/>
     </w:rPr>
@@ -505,7 +505,7 @@
       <w:rFonts w:eastAsiaTheme="majorEastAsia" w:cstheme="majorBidi"/>
       <w:i/>
       <w:iCs/>
-      <w:color w:val="0F4761" w:themeColor="accent1" w:themeShade="BF"/>
+      <w:color w:val="17406D"/>
     </w:rPr>
   </w:style>
   <w:style w:type="paragraph" w:styleId="Heading5">
@@ -774,12 +774,20 @@
     <w:pPr>
       <w:spacing w:after="80" w:line="240" w:lineRule="auto"/>
       <w:contextualSpacing/>
+      <w:jc w:val="center"/>
+      <w:shd w:val="clear" w:color="auto" w:fill="17406D"/>
+      <w:pBdr>
+        <w:top w:val="single" w:sz="48" w:space="1" w:color="17406D"/>
+        <w:bottom w:val="single" w:sz="48" w:space="1" w:color="17406D"/>
+      </w:pBdr>
     </w:pPr>
     <w:rPr>
       <w:rFonts w:asciiTheme="majorHAnsi" w:eastAsiaTheme="majorEastAsia" w:hAnsiTheme="majorHAnsi" w:cstheme="majorBidi"/>
+      <w:b/>
+      <w:color w:val="FFFFFF"/>
       <w:spacing w:val="-10"/>
       <w:kern w:val="28"/>
-      <w:sz w:val="56"/>
+      <w:sz w:val="36"/>
       <w:szCs w:val="56"/>
     </w:rPr>
   </w:style>
